--- a/pr-preview/pr-23/index-tracked-changes.docx
+++ b/pr-preview/pr-23/index-tracked-changes.docx
@@ -16,7 +16,7 @@
       </w:pPr>
       <w:ins w:id="1" w:author="PR Preview" w:date="2024-01-01T00:00:00Z">
         <w:r>
-          <w:t xml:space="preserve">Last modified: 2026-04-21 17:32:31 (UTC)</w:t>
+          <w:t xml:space="preserve">Last modified: 2026-04-21 17:47:27 (UTC)</w:t>
         </w:r>
       </w:ins>
     </w:p>

--- a/pr-preview/pr-23/index-tracked-changes.docx
+++ b/pr-preview/pr-23/index-tracked-changes.docx
@@ -16,7 +16,7 @@
       </w:pPr>
       <w:ins w:id="1" w:author="PR Preview" w:date="2024-01-01T00:00:00Z">
         <w:r>
-          <w:t xml:space="preserve">Last modified: 2026-04-21 17:47:27 (UTC)</w:t>
+          <w:t xml:space="preserve">Last modified: 2026-04-21 18:27:10 (UTC)</w:t>
         </w:r>
       </w:ins>
     </w:p>
